--- a/src/main/resources/Заполнители/Практика/common/Отзыв_руководителя_практики.docx
+++ b/src/main/resources/Заполнители/Практика/common/Отзыв_руководителя_практики.docx
@@ -92,7 +92,7 @@
           <w:caps/>
           <w:lang w:eastAsia="ru-RU"/>
         </w:rPr>
-        <w:t>ФЕДЕРАЛЬНОЕ Государственное Автономное</w:t>
+        <w:t xml:space="preserve">ФЕДЕРАЛЬНОЕ Государственное Автономное </w:t>
       </w:r>
       <w:r>
         <w:rPr>
@@ -278,12 +278,14 @@
         <w:rPr>
           <w:rFonts w:eastAsia="Calibri" w:cs="Times New Roman" w:ascii="Times New Roman" w:hAnsi="Times New Roman"/>
           <w:b/>
+          <w:bCs/>
           <w:sz w:val="24"/>
           <w:szCs w:val="24"/>
           <w:u w:val="single"/>
-          <w:lang w:eastAsia="ru-RU"/>
-        </w:rPr>
-        <w:t>учебной практики (ознакомительной практики)</w:t>
+          <w:shd w:fill="FFFF00" w:val="clear"/>
+          <w:lang w:eastAsia="ru-RU"/>
+        </w:rPr>
+        <w:t>$(типПрактикиРодительный)</w:t>
       </w:r>
     </w:p>
     <w:p>
@@ -788,7 +790,20 @@
           <w:szCs w:val="24"/>
           <w:lang w:eastAsia="ru-RU"/>
         </w:rPr>
-        <w:t>проходил(а) практику с «10» ноября 2025 года по «23» декабря 2025 года.</w:t>
+        <w:t xml:space="preserve">проходил(а) практику </w:t>
+      </w:r>
+      <w:r>
+        <w:rPr>
+          <w:rFonts w:eastAsia="Calibri" w:cs="Times New Roman" w:ascii="Times New Roman" w:hAnsi="Times New Roman"/>
+          <w:b w:val="false"/>
+          <w:bCs w:val="false"/>
+          <w:sz w:val="24"/>
+          <w:szCs w:val="24"/>
+          <w:u w:val="none"/>
+          <w:shd w:fill="FFFF00" w:val="clear"/>
+          <w:lang w:eastAsia="ru-RU"/>
+        </w:rPr>
+        <w:t>$(срокиПрохожденияПрактикиСловами)</w:t>
       </w:r>
     </w:p>
     <w:p>
@@ -1007,6 +1022,7 @@
             <w:r>
               <w:rPr>
                 <w:rFonts w:cs="Times New Roman" w:ascii="Times New Roman" w:hAnsi="Times New Roman"/>
+                <w:sz w:val="22"/>
               </w:rPr>
             </w:r>
           </w:p>
@@ -1031,6 +1047,7 @@
             <w:r>
               <w:rPr>
                 <w:rFonts w:cs="Times New Roman" w:ascii="Times New Roman" w:hAnsi="Times New Roman"/>
+                <w:sz w:val="22"/>
               </w:rPr>
             </w:r>
           </w:p>
@@ -1080,6 +1097,7 @@
               <w:rPr>
                 <w:rFonts w:cs="Times New Roman" w:ascii="Times New Roman" w:hAnsi="Times New Roman"/>
                 <w:b/>
+                <w:sz w:val="22"/>
               </w:rPr>
             </w:r>
           </w:p>
@@ -1200,6 +1218,7 @@
             <w:r>
               <w:rPr>
                 <w:rFonts w:cs="Times New Roman" w:ascii="Times New Roman" w:hAnsi="Times New Roman"/>
+                <w:sz w:val="22"/>
               </w:rPr>
             </w:r>
           </w:p>
@@ -1227,6 +1246,7 @@
             <w:r>
               <w:rPr>
                 <w:rFonts w:cs="Times New Roman" w:ascii="Times New Roman" w:hAnsi="Times New Roman"/>
+                <w:sz w:val="22"/>
                 <w:shd w:fill="FFFF00" w:val="clear"/>
               </w:rPr>
               <w:t>$(компетенции)</w:t>
@@ -1256,6 +1276,7 @@
               <w:rPr>
                 <w:rFonts w:cs="Times New Roman" w:ascii="Times New Roman" w:hAnsi="Times New Roman"/>
                 <w:b/>
+                <w:sz w:val="22"/>
               </w:rPr>
             </w:r>
           </w:p>
@@ -1283,6 +1304,7 @@
               <w:rPr>
                 <w:rFonts w:cs="Times New Roman" w:ascii="Times New Roman" w:hAnsi="Times New Roman"/>
                 <w:b/>
+                <w:sz w:val="22"/>
               </w:rPr>
             </w:r>
           </w:p>
@@ -1310,6 +1332,7 @@
               <w:rPr>
                 <w:rFonts w:cs="Times New Roman" w:ascii="Times New Roman" w:hAnsi="Times New Roman"/>
                 <w:b/>
+                <w:sz w:val="22"/>
               </w:rPr>
             </w:r>
           </w:p>
@@ -1337,6 +1360,7 @@
               <w:rPr>
                 <w:rFonts w:cs="Times New Roman" w:ascii="Times New Roman" w:hAnsi="Times New Roman"/>
                 <w:b/>
+                <w:sz w:val="22"/>
               </w:rPr>
             </w:r>
           </w:p>
@@ -2826,8 +2850,8 @@
     </w:pPr>
     <w:rPr/>
   </w:style>
-  <w:style w:type="paragraph" w:styleId="user2">
-    <w:name w:val="Содержимое таблицы (user)"/>
+  <w:style w:type="paragraph" w:styleId="Style16">
+    <w:name w:val="Содержимое таблицы"/>
     <w:basedOn w:val="Normal"/>
     <w:qFormat/>
     <w:pPr>
@@ -2836,9 +2860,9 @@
     </w:pPr>
     <w:rPr/>
   </w:style>
-  <w:style w:type="paragraph" w:styleId="user3">
-    <w:name w:val="Заголовок таблицы (user)"/>
-    <w:basedOn w:val="user2"/>
+  <w:style w:type="paragraph" w:styleId="Style17">
+    <w:name w:val="Заголовок таблицы"/>
+    <w:basedOn w:val="Style16"/>
     <w:qFormat/>
     <w:pPr>
       <w:suppressLineNumbers/>
@@ -2849,8 +2873,8 @@
       <w:bCs/>
     </w:rPr>
   </w:style>
-  <w:style w:type="numbering" w:styleId="user4" w:default="1">
-    <w:name w:val="Без списка (user)"/>
+  <w:style w:type="numbering" w:styleId="Style18" w:default="1">
+    <w:name w:val="Без списка"/>
     <w:uiPriority w:val="99"/>
     <w:semiHidden/>
     <w:unhideWhenUsed/>

--- a/src/main/resources/Заполнители/Практика/common/Отзыв_руководителя_практики.docx
+++ b/src/main/resources/Заполнители/Практика/common/Отзыв_руководителя_практики.docx
@@ -1921,72 +1921,22 @@
         <w:spacing w:lineRule="auto" w:line="240" w:before="0" w:after="0"/>
         <w:jc w:val="both"/>
         <w:rPr>
-          <w:rFonts w:ascii="Times New Roman" w:hAnsi="Times New Roman" w:eastAsia="Calibri" w:cs="Times New Roman"/>
-          <w:b/>
-          <w:sz w:val="28"/>
-          <w:szCs w:val="28"/>
-          <w:vertAlign w:val="superscript"/>
-          <w:lang w:eastAsia="ru-RU"/>
+          <w:sz w:val="22"/>
+          <w:szCs w:val="22"/>
         </w:rPr>
       </w:pPr>
       <w:r>
         <w:rPr>
           <w:rFonts w:eastAsia="Calibri" w:cs="Times New Roman" w:ascii="Times New Roman" w:hAnsi="Times New Roman"/>
           <w:b/>
-          <w:sz w:val="28"/>
-          <w:szCs w:val="28"/>
-          <w:vertAlign w:val="superscript"/>
-          <w:lang w:eastAsia="ru-RU"/>
-        </w:rPr>
-        <w:t>«</w:t>
-      </w:r>
-      <w:r>
-        <w:rPr>
-          <w:rFonts w:eastAsia="Calibri" w:cs="Times New Roman" w:ascii="Times New Roman" w:hAnsi="Times New Roman"/>
-          <w:b/>
-          <w:sz w:val="28"/>
-          <w:szCs w:val="28"/>
-          <w:highlight w:val="yellow"/>
-          <w:vertAlign w:val="superscript"/>
-          <w:lang w:eastAsia="ru-RU"/>
-        </w:rPr>
-        <w:t>_______</w:t>
-      </w:r>
-      <w:r>
-        <w:rPr>
-          <w:rFonts w:eastAsia="Calibri" w:cs="Times New Roman" w:ascii="Times New Roman" w:hAnsi="Times New Roman"/>
-          <w:b/>
-          <w:sz w:val="28"/>
-          <w:szCs w:val="28"/>
-          <w:vertAlign w:val="superscript"/>
-          <w:lang w:eastAsia="ru-RU"/>
-        </w:rPr>
-        <w:t>» декабря 2025 г.</w:t>
-      </w:r>
-    </w:p>
-    <w:p>
-      <w:pPr>
-        <w:pStyle w:val="Normal"/>
-        <w:spacing w:lineRule="auto" w:line="240" w:before="0" w:after="0"/>
-        <w:jc w:val="both"/>
-        <w:rPr>
-          <w:rFonts w:ascii="Times New Roman" w:hAnsi="Times New Roman" w:eastAsia="Calibri" w:cs="Times New Roman"/>
-          <w:b/>
-          <w:sz w:val="28"/>
-          <w:szCs w:val="28"/>
-          <w:vertAlign w:val="superscript"/>
-          <w:lang w:eastAsia="ru-RU"/>
-        </w:rPr>
-      </w:pPr>
-      <w:r>
-        <w:rPr>
-          <w:rFonts w:eastAsia="Calibri" w:cs="Times New Roman" w:ascii="Times New Roman" w:hAnsi="Times New Roman"/>
-          <w:b/>
-          <w:sz w:val="28"/>
-          <w:szCs w:val="28"/>
-          <w:vertAlign w:val="superscript"/>
-          <w:lang w:eastAsia="ru-RU"/>
-        </w:rPr>
+          <w:position w:val="0"/>
+          <w:sz w:val="22"/>
+          <w:szCs w:val="22"/>
+          <w:shd w:fill="FFFF00" w:val="clear"/>
+          <w:vertAlign w:val="baseline"/>
+          <w:lang w:eastAsia="ru-RU"/>
+        </w:rPr>
+        <w:t>$(датаПоследнегоДняПрактики)</w:t>
       </w:r>
     </w:p>
     <w:p>
@@ -2850,8 +2800,8 @@
     </w:pPr>
     <w:rPr/>
   </w:style>
-  <w:style w:type="paragraph" w:styleId="Style16">
-    <w:name w:val="Содержимое таблицы"/>
+  <w:style w:type="paragraph" w:styleId="user2">
+    <w:name w:val="Содержимое таблицы (user)"/>
     <w:basedOn w:val="Normal"/>
     <w:qFormat/>
     <w:pPr>
@@ -2860,9 +2810,9 @@
     </w:pPr>
     <w:rPr/>
   </w:style>
-  <w:style w:type="paragraph" w:styleId="Style17">
-    <w:name w:val="Заголовок таблицы"/>
-    <w:basedOn w:val="Style16"/>
+  <w:style w:type="paragraph" w:styleId="user3">
+    <w:name w:val="Заголовок таблицы (user)"/>
+    <w:basedOn w:val="user2"/>
     <w:qFormat/>
     <w:pPr>
       <w:suppressLineNumbers/>
@@ -2873,8 +2823,8 @@
       <w:bCs/>
     </w:rPr>
   </w:style>
-  <w:style w:type="numbering" w:styleId="Style18" w:default="1">
-    <w:name w:val="Без списка"/>
+  <w:style w:type="numbering" w:styleId="user4" w:default="1">
+    <w:name w:val="Без списка (user)"/>
     <w:uiPriority w:val="99"/>
     <w:semiHidden/>
     <w:unhideWhenUsed/>
